--- a/习近平新时代思想概论/作业/HW4.1（十五五规划）.docx
+++ b/习近平新时代思想概论/作业/HW4.1（十五五规划）.docx
@@ -5,163 +5,256 @@
     <w:p>
       <w:r>
         <w:t>从《党的二十届四中全会〈建议〉学习辅导百问》中</w:t>
-      </w:r>
-      <w:r>
-        <w:rPr>
-          <w:rFonts w:hint="eastAsia"/>
+        <w:rPr>
+          <w:rFonts w:ascii="Times New Roman" w:hAnsi="Times New Roman" w:cs="Times New Roman" w:eastAsia="宋体" w:hint="eastAsia"/>
+          <w:sz w:val="24"/>
+          <w:szCs w:val="24"/>
+        </w:rPr>
+      </w:r>
+      <w:r>
+        <w:rPr>
+          <w:rFonts w:hint="eastAsia" w:ascii="Times New Roman" w:hAnsi="Times New Roman" w:cs="Times New Roman" w:eastAsia="宋体"/>
+          <w:sz w:val="24"/>
+          <w:szCs w:val="24"/>
         </w:rPr>
         <w:t>，</w:t>
       </w:r>
       <w:r>
         <w:rPr>
+          <w:rFonts w:ascii="Times New Roman" w:hAnsi="Times New Roman" w:cs="Times New Roman" w:eastAsia="宋体" w:hint="eastAsia"/>
           <w:b/>
           <w:bCs/>
+          <w:sz w:val="24"/>
+          <w:szCs w:val="24"/>
         </w:rPr>
         <w:t>第一部分（公报）</w:t>
       </w:r>
       <w:r>
         <w:t>和</w:t>
-      </w:r>
-      <w:r>
-        <w:rPr>
+        <w:rPr>
+          <w:rFonts w:ascii="Times New Roman" w:hAnsi="Times New Roman" w:cs="Times New Roman" w:eastAsia="宋体" w:hint="eastAsia"/>
+          <w:sz w:val="24"/>
+          <w:szCs w:val="24"/>
+        </w:rPr>
+      </w:r>
+      <w:r>
+        <w:rPr>
+          <w:rFonts w:ascii="Times New Roman" w:hAnsi="Times New Roman" w:cs="Times New Roman" w:eastAsia="宋体" w:hint="eastAsia"/>
           <w:b/>
           <w:bCs/>
+          <w:sz w:val="24"/>
+          <w:szCs w:val="24"/>
         </w:rPr>
         <w:t>第三部分（习近平总书记《建议》说明）</w:t>
       </w:r>
       <w:r>
         <w:t>中与软件工程直接相关的布局和规划</w:t>
-      </w:r>
-      <w:r>
-        <w:rPr>
-          <w:rFonts w:hint="eastAsia"/>
+        <w:rPr>
+          <w:rFonts w:ascii="Times New Roman" w:hAnsi="Times New Roman" w:cs="Times New Roman" w:eastAsia="宋体" w:hint="eastAsia"/>
+          <w:sz w:val="24"/>
+          <w:szCs w:val="24"/>
+        </w:rPr>
+      </w:r>
+      <w:r>
+        <w:rPr>
+          <w:rFonts w:hint="eastAsia" w:ascii="Times New Roman" w:hAnsi="Times New Roman" w:cs="Times New Roman" w:eastAsia="宋体"/>
+          <w:sz w:val="24"/>
+          <w:szCs w:val="24"/>
         </w:rPr>
         <w:t>如下：</w:t>
       </w:r>
-    </w:p>
-    <w:p/>
-    <w:p>
       <w:pPr>
-        <w:rPr>
-          <w:rFonts w:hint="eastAsia"/>
-        </w:rPr>
+        <w:pStyle w:val="a"/>
+        <w:snapToGrid w:val="0"/>
+        <w:spacing w:before="0" w:after="0" w:line="360" w:lineRule="auto"/>
+        <w:ind w:firstLineChars="200" w:firstLine="480"/>
+        <w:jc w:val="both"/>
       </w:pPr>
     </w:p>
     <w:p>
       <w:pPr>
+        <w:pStyle w:val="a"/>
+        <w:snapToGrid w:val="0"/>
+        <w:spacing w:before="160" w:after="80" w:line="360" w:lineRule="auto"/>
+        <w:ind w:firstLineChars="200" w:firstLine="480"/>
+        <w:jc w:val="left"/>
         <w:rPr>
           <w:rFonts w:hint="eastAsia"/>
         </w:rPr>
       </w:pPr>
       <w:r>
         <w:rPr>
-          <w:rFonts w:hint="eastAsia"/>
-        </w:rPr>
-        <w:t>1. 加强原始创新和关键核心技术攻关：</w:t>
+          <w:rFonts w:hint="eastAsia" w:ascii="Times New Roman" w:hAnsi="Times New Roman" w:cs="Times New Roman" w:eastAsia="黑体"/>
+          <w:b w:val="0"/>
+          <w:bCs w:val="0"/>
+          <w:sz w:val="24"/>
+          <w:szCs w:val="24"/>
+        </w:rPr>
+        <w:t xml:space="preserve">1. 加强原始创新和关键核心技术攻关：</w:t>
       </w:r>
     </w:p>
     <w:p>
       <w:pPr>
+        <w:pStyle w:val="a"/>
+        <w:snapToGrid w:val="0"/>
+        <w:spacing w:before="80" w:after="80" w:line="360" w:lineRule="auto"/>
+        <w:ind w:leftChars="200" w:left="480"/>
+        <w:jc w:val="both"/>
         <w:rPr>
           <w:rFonts w:hint="eastAsia"/>
         </w:rPr>
       </w:pPr>
       <w:r>
         <w:rPr>
-          <w:rFonts w:hint="eastAsia"/>
+          <w:rFonts w:hint="eastAsia" w:ascii="Times New Roman" w:hAnsi="Times New Roman" w:cs="Times New Roman" w:eastAsia="宋体"/>
+          <w:sz w:val="24"/>
+          <w:szCs w:val="24"/>
         </w:rPr>
         <w:t>“要加强原始创新和关键核心技术攻关，推动科技创新和产业创新深度融合，一体推进教育科技人才发展，深入推进数字中国建设。”</w:t>
       </w:r>
     </w:p>
     <w:p>
       <w:pPr>
+        <w:pStyle w:val="a"/>
+        <w:snapToGrid w:val="0"/>
+        <w:spacing w:before="160" w:after="80" w:line="360" w:lineRule="auto"/>
+        <w:ind w:firstLineChars="200" w:firstLine="480"/>
+        <w:jc w:val="left"/>
         <w:rPr>
           <w:rFonts w:hint="eastAsia"/>
         </w:rPr>
       </w:pPr>
       <w:r>
         <w:rPr>
-          <w:rFonts w:hint="eastAsia"/>
-        </w:rPr>
-        <w:t>2. 深入推进数字中国建设：</w:t>
+          <w:rFonts w:hint="eastAsia" w:ascii="Times New Roman" w:hAnsi="Times New Roman" w:cs="Times New Roman" w:eastAsia="黑体"/>
+          <w:b w:val="0"/>
+          <w:bCs w:val="0"/>
+          <w:sz w:val="24"/>
+          <w:szCs w:val="24"/>
+        </w:rPr>
+        <w:t xml:space="preserve">2. 深入推进数字中国建设：</w:t>
       </w:r>
     </w:p>
     <w:p>
       <w:pPr>
+        <w:pStyle w:val="a"/>
+        <w:snapToGrid w:val="0"/>
+        <w:spacing w:before="80" w:after="80" w:line="360" w:lineRule="auto"/>
+        <w:ind w:leftChars="200" w:left="480"/>
+        <w:jc w:val="both"/>
         <w:rPr>
           <w:rFonts w:hint="eastAsia"/>
         </w:rPr>
       </w:pPr>
       <w:r>
         <w:rPr>
-          <w:rFonts w:hint="eastAsia"/>
+          <w:rFonts w:hint="eastAsia" w:ascii="Times New Roman" w:hAnsi="Times New Roman" w:cs="Times New Roman" w:eastAsia="宋体"/>
+          <w:sz w:val="24"/>
+          <w:szCs w:val="24"/>
         </w:rPr>
         <w:t>“提出加强原始创新和关键核心技术攻关，推动科技创新和产业创新深度融合，一体推进教育科技人才发展，深入推进数字中国建设。”</w:t>
       </w:r>
     </w:p>
     <w:p>
       <w:pPr>
+        <w:pStyle w:val="a"/>
+        <w:snapToGrid w:val="0"/>
+        <w:spacing w:before="160" w:after="80" w:line="360" w:lineRule="auto"/>
+        <w:ind w:firstLineChars="200" w:firstLine="480"/>
+        <w:jc w:val="left"/>
         <w:rPr>
           <w:rFonts w:hint="eastAsia"/>
         </w:rPr>
       </w:pPr>
       <w:r>
         <w:rPr>
-          <w:rFonts w:hint="eastAsia"/>
-        </w:rPr>
-        <w:t>3. 坚持智能化、绿色化、融合化方向：</w:t>
+          <w:rFonts w:hint="eastAsia" w:ascii="Times New Roman" w:hAnsi="Times New Roman" w:cs="Times New Roman" w:eastAsia="黑体"/>
+          <w:b w:val="0"/>
+          <w:bCs w:val="0"/>
+          <w:sz w:val="24"/>
+          <w:szCs w:val="24"/>
+        </w:rPr>
+        <w:t xml:space="preserve">3. 坚持智能化、绿色化、融合化方向：</w:t>
       </w:r>
     </w:p>
     <w:p>
       <w:pPr>
+        <w:pStyle w:val="a"/>
+        <w:snapToGrid w:val="0"/>
+        <w:spacing w:before="80" w:after="80" w:line="360" w:lineRule="auto"/>
+        <w:ind w:leftChars="200" w:left="480"/>
+        <w:jc w:val="both"/>
         <w:rPr>
           <w:rFonts w:hint="eastAsia"/>
         </w:rPr>
       </w:pPr>
       <w:r>
         <w:rPr>
-          <w:rFonts w:hint="eastAsia"/>
+          <w:rFonts w:hint="eastAsia" w:ascii="Times New Roman" w:hAnsi="Times New Roman" w:cs="Times New Roman" w:eastAsia="宋体"/>
+          <w:sz w:val="24"/>
+          <w:szCs w:val="24"/>
         </w:rPr>
         <w:t>“坚持智能化、绿色化、融合化方向，加快建设制造强国、质量强国、航天强国、交通强国、网络强国，保持制造业合理比重，构建以先进制造业为骨干的现代化产业体系。”</w:t>
       </w:r>
     </w:p>
     <w:p>
       <w:pPr>
+        <w:pStyle w:val="a"/>
+        <w:snapToGrid w:val="0"/>
+        <w:spacing w:before="160" w:after="80" w:line="360" w:lineRule="auto"/>
+        <w:ind w:firstLineChars="200" w:firstLine="480"/>
+        <w:jc w:val="left"/>
         <w:rPr>
           <w:rFonts w:hint="eastAsia"/>
         </w:rPr>
       </w:pPr>
       <w:r>
         <w:rPr>
-          <w:rFonts w:hint="eastAsia"/>
-        </w:rPr>
-        <w:t>4. 统筹发展和安全，加强重点领域国家安全能力建设：</w:t>
+          <w:rFonts w:hint="eastAsia" w:ascii="Times New Roman" w:hAnsi="Times New Roman" w:cs="Times New Roman" w:eastAsia="黑体"/>
+          <w:b w:val="0"/>
+          <w:bCs w:val="0"/>
+          <w:sz w:val="24"/>
+          <w:szCs w:val="24"/>
+        </w:rPr>
+        <w:t xml:space="preserve">4. 统筹发展和安全，加强重点领域国家安全能力建设：</w:t>
       </w:r>
     </w:p>
     <w:p>
       <w:pPr>
+        <w:pStyle w:val="a"/>
+        <w:snapToGrid w:val="0"/>
+        <w:spacing w:before="80" w:after="80" w:line="360" w:lineRule="auto"/>
+        <w:ind w:leftChars="200" w:left="480"/>
+        <w:jc w:val="both"/>
         <w:rPr>
           <w:rFonts w:hint="eastAsia"/>
         </w:rPr>
       </w:pPr>
       <w:r>
         <w:rPr>
-          <w:rFonts w:hint="eastAsia"/>
+          <w:rFonts w:hint="eastAsia" w:ascii="Times New Roman" w:hAnsi="Times New Roman" w:cs="Times New Roman" w:eastAsia="宋体"/>
+          <w:sz w:val="24"/>
+          <w:szCs w:val="24"/>
         </w:rPr>
         <w:t>“《建议》稿围绕推进国家安全体系和能力现代化，提出健全国家安全体系，加强重点领域国家安全能力建设，提高公共安全治理水平，完善社会治理体系。”</w:t>
       </w:r>
     </w:p>
-    <w:p/>
-    <w:p/>
     <w:p>
       <w:pPr>
+        <w:pStyle w:val="a"/>
+        <w:snapToGrid w:val="0"/>
+        <w:spacing w:before="0" w:after="0" w:line="360" w:lineRule="auto"/>
+        <w:ind w:firstLineChars="200" w:firstLine="480"/>
+        <w:jc w:val="both"/>
         <w:rPr>
           <w:rFonts w:hint="eastAsia"/>
         </w:rPr>
       </w:pPr>
       <w:r>
         <w:rPr>
-          <w:rFonts w:hint="eastAsia"/>
+          <w:rFonts w:hint="eastAsia" w:ascii="Times New Roman" w:hAnsi="Times New Roman" w:cs="Times New Roman" w:eastAsia="宋体"/>
+          <w:sz w:val="24"/>
+          <w:szCs w:val="24"/>
         </w:rPr>
         <w:t>以上四点分别对应软件工程中的基础软件与关键核心技术自主可控、数字中国与软件产业、智能化与融合化发展、软件供应链安全与信息安全。</w:t>
       </w:r>
@@ -243,9 +336,9 @@
   <w:docDefaults>
     <w:rPrDefault>
       <w:rPr>
-        <w:rFonts w:asciiTheme="minorHAnsi" w:eastAsiaTheme="minorEastAsia" w:hAnsiTheme="minorHAnsi" w:cstheme="minorBidi"/>
+        <w:rFonts w:asciiTheme="minorHAnsi" w:eastAsiaTheme="minorEastAsia" w:hAnsiTheme="minorHAnsi" w:cstheme="minorBidi" w:ascii="Times New Roman" w:hAnsi="Times New Roman" w:cs="Times New Roman" w:eastAsia="宋体" w:hint="eastAsia"/>
         <w:kern w:val="2"/>
-        <w:sz w:val="22"/>
+        <w:sz w:val="24"/>
         <w:szCs w:val="24"/>
         <w:lang w:val="en-US" w:eastAsia="zh-CN" w:bidi="ar-SA"/>
         <w14:ligatures w14:val="standardContextual"/>
@@ -253,7 +346,7 @@
     </w:rPrDefault>
     <w:pPrDefault>
       <w:pPr>
-        <w:spacing w:after="160" w:line="278" w:lineRule="auto"/>
+        <w:spacing w:after="0" w:line="360" w:lineRule="auto" w:before="0"/>
       </w:pPr>
     </w:pPrDefault>
   </w:docDefaults>
@@ -640,7 +733,13 @@
     <w:qFormat/>
     <w:pPr>
       <w:widowControl w:val="0"/>
+      <w:spacing w:before="0" w:after="0" w:line="360" w:lineRule="auto"/>
     </w:pPr>
+    <w:rPr>
+      <w:rFonts w:ascii="Times New Roman" w:hAnsi="Times New Roman" w:cs="Times New Roman" w:eastAsia="宋体" w:hint="eastAsia"/>
+      <w:sz w:val="24"/>
+      <w:szCs w:val="24"/>
+    </w:rPr>
   </w:style>
   <w:style w:type="paragraph" w:styleId="1">
     <w:name w:val="heading 1"/>

--- a/习近平新时代思想概论/作业/HW4.1（十五五规划）.docx
+++ b/习近平新时代思想概论/作业/HW4.1（十五五规划）.docx
@@ -3,19 +3,26 @@
 <w:document xmlns:wpc="http://schemas.microsoft.com/office/word/2010/wordprocessingCanvas" xmlns:cx="http://schemas.microsoft.com/office/drawing/2014/chartex" xmlns:cx1="http://schemas.microsoft.com/office/drawing/2015/9/8/chartex" xmlns:cx2="http://schemas.microsoft.com/office/drawing/2015/10/21/chartex" xmlns:cx3="http://schemas.microsoft.com/office/drawing/2016/5/9/chartex" xmlns:cx4="http://schemas.microsoft.com/office/drawing/2016/5/10/chartex" xmlns:cx5="http://schemas.microsoft.com/office/drawing/2016/5/11/chartex" xmlns:cx6="http://schemas.microsoft.com/office/drawing/2016/5/12/chartex" xmlns:cx7="http://schemas.microsoft.com/office/drawing/2016/5/13/chartex" xmlns:cx8="http://schemas.microsoft.com/office/drawing/2016/5/14/chartex" xmlns:mc="http://schemas.openxmlformats.org/markup-compatibility/2006" xmlns:aink="http://schemas.microsoft.com/office/drawing/2016/ink" xmlns:am3d="http://schemas.microsoft.com/office/drawing/2017/model3d" xmlns:o="urn:schemas-microsoft-com:office:office" xmlns:oel="http://schemas.microsoft.com/office/2019/extlst" xmlns:r="http://schemas.openxmlformats.org/officeDocument/2006/relationships" xmlns:m="http://schemas.openxmlformats.org/officeDocument/2006/math" xmlns:v="urn:schemas-microsoft-com:vml" xmlns:wp14="http://schemas.microsoft.com/office/word/2010/wordprocessingDrawing" xmlns:wp="http://schemas.openxmlformats.org/drawingml/2006/wordprocessingDrawing" xmlns:w10="urn:schemas-microsoft-com:office:word" xmlns:w="http://schemas.openxmlformats.org/wordprocessingml/2006/main" xmlns:w14="http://schemas.microsoft.com/office/word/2010/wordml" xmlns:w15="http://schemas.microsoft.com/office/word/2012/wordml" xmlns:w16cex="http://schemas.microsoft.com/office/word/2018/wordml/cex" xmlns:w16cid="http://schemas.microsoft.com/office/word/2016/wordml/cid" xmlns:w16="http://schemas.microsoft.com/office/word/2018/wordml" xmlns:w16du="http://schemas.microsoft.com/office/word/2023/wordml/word16du" xmlns:w16sdtdh="http://schemas.microsoft.com/office/word/2020/wordml/sdtdatahash" xmlns:w16sdtfl="http://schemas.microsoft.com/office/word/2024/wordml/sdtformatlock" xmlns:w16se="http://schemas.microsoft.com/office/word/2015/wordml/symex" xmlns:wpg="http://schemas.microsoft.com/office/word/2010/wordprocessingGroup" xmlns:wpi="http://schemas.microsoft.com/office/word/2010/wordprocessingInk" xmlns:wne="http://schemas.microsoft.com/office/word/2006/wordml" xmlns:wps="http://schemas.microsoft.com/office/word/2010/wordprocessingShape" mc:Ignorable="w14 w15 w16se w16cid w16 w16cex w16sdtdh w16sdtfl w16du wp14">
   <w:body>
     <w:p>
-      <w:r>
+      <w:pPr>
+        <w:pStyle w:val="a"/>
+        <w:snapToGrid w:val="0"/>
+        <w:spacing w:before="0" w:after="0" w:line="300" w:lineRule="auto"/>
+        <w:ind w:firstLineChars="200" w:firstLine="420"/>
+        <w:jc w:val="both"/>
+      </w:pPr>
+      <w:r>
+        <w:rPr>
+          <w:rFonts w:ascii="Times New Roman" w:hAnsi="Times New Roman" w:cs="Times New Roman" w:eastAsia="宋体" w:hint="eastAsia"/>
+          <w:sz w:val="21"/>
+          <w:szCs w:val="21"/>
+        </w:rPr>
         <w:t>从《党的二十届四中全会〈建议〉学习辅导百问》中</w:t>
-        <w:rPr>
-          <w:rFonts w:ascii="Times New Roman" w:hAnsi="Times New Roman" w:cs="Times New Roman" w:eastAsia="宋体" w:hint="eastAsia"/>
-          <w:sz w:val="24"/>
-          <w:szCs w:val="24"/>
-        </w:rPr>
       </w:r>
       <w:r>
         <w:rPr>
           <w:rFonts w:hint="eastAsia" w:ascii="Times New Roman" w:hAnsi="Times New Roman" w:cs="Times New Roman" w:eastAsia="宋体"/>
-          <w:sz w:val="24"/>
-          <w:szCs w:val="24"/>
+          <w:sz w:val="21"/>
+          <w:szCs w:val="21"/>
         </w:rPr>
         <w:t>，</w:t>
       </w:r>
@@ -24,59 +31,52 @@
           <w:rFonts w:ascii="Times New Roman" w:hAnsi="Times New Roman" w:cs="Times New Roman" w:eastAsia="宋体" w:hint="eastAsia"/>
           <w:b/>
           <w:bCs/>
-          <w:sz w:val="24"/>
-          <w:szCs w:val="24"/>
+          <w:sz w:val="21"/>
+          <w:szCs w:val="21"/>
         </w:rPr>
         <w:t>第一部分（公报）</w:t>
       </w:r>
       <w:r>
+        <w:rPr>
+          <w:rFonts w:ascii="Times New Roman" w:hAnsi="Times New Roman" w:cs="Times New Roman" w:eastAsia="宋体" w:hint="eastAsia"/>
+          <w:sz w:val="21"/>
+          <w:szCs w:val="21"/>
+        </w:rPr>
         <w:t>和</w:t>
-        <w:rPr>
-          <w:rFonts w:ascii="Times New Roman" w:hAnsi="Times New Roman" w:cs="Times New Roman" w:eastAsia="宋体" w:hint="eastAsia"/>
-          <w:sz w:val="24"/>
-          <w:szCs w:val="24"/>
-        </w:rPr>
       </w:r>
       <w:r>
         <w:rPr>
           <w:rFonts w:ascii="Times New Roman" w:hAnsi="Times New Roman" w:cs="Times New Roman" w:eastAsia="宋体" w:hint="eastAsia"/>
           <w:b/>
           <w:bCs/>
-          <w:sz w:val="24"/>
-          <w:szCs w:val="24"/>
+          <w:sz w:val="21"/>
+          <w:szCs w:val="21"/>
         </w:rPr>
         <w:t>第三部分（习近平总书记《建议》说明）</w:t>
       </w:r>
       <w:r>
+        <w:rPr>
+          <w:rFonts w:ascii="Times New Roman" w:hAnsi="Times New Roman" w:cs="Times New Roman" w:eastAsia="宋体" w:hint="eastAsia"/>
+          <w:sz w:val="21"/>
+          <w:szCs w:val="21"/>
+        </w:rPr>
         <w:t>中与软件工程直接相关的布局和规划</w:t>
-        <w:rPr>
-          <w:rFonts w:ascii="Times New Roman" w:hAnsi="Times New Roman" w:cs="Times New Roman" w:eastAsia="宋体" w:hint="eastAsia"/>
-          <w:sz w:val="24"/>
-          <w:szCs w:val="24"/>
-        </w:rPr>
       </w:r>
       <w:r>
         <w:rPr>
           <w:rFonts w:hint="eastAsia" w:ascii="Times New Roman" w:hAnsi="Times New Roman" w:cs="Times New Roman" w:eastAsia="宋体"/>
-          <w:sz w:val="24"/>
-          <w:szCs w:val="24"/>
+          <w:sz w:val="21"/>
+          <w:szCs w:val="21"/>
         </w:rPr>
         <w:t>如下：</w:t>
       </w:r>
-      <w:pPr>
-        <w:pStyle w:val="a"/>
-        <w:snapToGrid w:val="0"/>
-        <w:spacing w:before="0" w:after="0" w:line="360" w:lineRule="auto"/>
-        <w:ind w:firstLineChars="200" w:firstLine="480"/>
-        <w:jc w:val="both"/>
-      </w:pPr>
     </w:p>
     <w:p>
       <w:pPr>
         <w:pStyle w:val="a"/>
         <w:snapToGrid w:val="0"/>
-        <w:spacing w:before="160" w:after="80" w:line="360" w:lineRule="auto"/>
-        <w:ind w:firstLineChars="200" w:firstLine="480"/>
+        <w:spacing w:before="160" w:after="80" w:line="300" w:lineRule="auto"/>
+        <w:ind w:firstLineChars="200" w:firstLine="420"/>
         <w:jc w:val="left"/>
         <w:rPr>
           <w:rFonts w:hint="eastAsia"/>
@@ -87,8 +87,8 @@
           <w:rFonts w:hint="eastAsia" w:ascii="Times New Roman" w:hAnsi="Times New Roman" w:cs="Times New Roman" w:eastAsia="黑体"/>
           <w:b w:val="0"/>
           <w:bCs w:val="0"/>
-          <w:sz w:val="24"/>
-          <w:szCs w:val="24"/>
+          <w:sz w:val="21"/>
+          <w:szCs w:val="21"/>
         </w:rPr>
         <w:t xml:space="preserve">1. 加强原始创新和关键核心技术攻关：</w:t>
       </w:r>
@@ -97,8 +97,8 @@
       <w:pPr>
         <w:pStyle w:val="a"/>
         <w:snapToGrid w:val="0"/>
-        <w:spacing w:before="80" w:after="80" w:line="360" w:lineRule="auto"/>
-        <w:ind w:leftChars="200" w:left="480"/>
+        <w:spacing w:before="80" w:after="80" w:line="300" w:lineRule="auto"/>
+        <w:ind w:leftChars="200" w:left="420"/>
         <w:jc w:val="both"/>
         <w:rPr>
           <w:rFonts w:hint="eastAsia"/>
@@ -107,8 +107,8 @@
       <w:r>
         <w:rPr>
           <w:rFonts w:hint="eastAsia" w:ascii="Times New Roman" w:hAnsi="Times New Roman" w:cs="Times New Roman" w:eastAsia="宋体"/>
-          <w:sz w:val="24"/>
-          <w:szCs w:val="24"/>
+          <w:sz w:val="21"/>
+          <w:szCs w:val="21"/>
         </w:rPr>
         <w:t>“要加强原始创新和关键核心技术攻关，推动科技创新和产业创新深度融合，一体推进教育科技人才发展，深入推进数字中国建设。”</w:t>
       </w:r>
@@ -117,8 +117,8 @@
       <w:pPr>
         <w:pStyle w:val="a"/>
         <w:snapToGrid w:val="0"/>
-        <w:spacing w:before="160" w:after="80" w:line="360" w:lineRule="auto"/>
-        <w:ind w:firstLineChars="200" w:firstLine="480"/>
+        <w:spacing w:before="160" w:after="80" w:line="300" w:lineRule="auto"/>
+        <w:ind w:firstLineChars="200" w:firstLine="420"/>
         <w:jc w:val="left"/>
         <w:rPr>
           <w:rFonts w:hint="eastAsia"/>
@@ -129,8 +129,8 @@
           <w:rFonts w:hint="eastAsia" w:ascii="Times New Roman" w:hAnsi="Times New Roman" w:cs="Times New Roman" w:eastAsia="黑体"/>
           <w:b w:val="0"/>
           <w:bCs w:val="0"/>
-          <w:sz w:val="24"/>
-          <w:szCs w:val="24"/>
+          <w:sz w:val="21"/>
+          <w:szCs w:val="21"/>
         </w:rPr>
         <w:t xml:space="preserve">2. 深入推进数字中国建设：</w:t>
       </w:r>
@@ -139,8 +139,8 @@
       <w:pPr>
         <w:pStyle w:val="a"/>
         <w:snapToGrid w:val="0"/>
-        <w:spacing w:before="80" w:after="80" w:line="360" w:lineRule="auto"/>
-        <w:ind w:leftChars="200" w:left="480"/>
+        <w:spacing w:before="80" w:after="80" w:line="300" w:lineRule="auto"/>
+        <w:ind w:leftChars="200" w:left="420"/>
         <w:jc w:val="both"/>
         <w:rPr>
           <w:rFonts w:hint="eastAsia"/>
@@ -149,8 +149,8 @@
       <w:r>
         <w:rPr>
           <w:rFonts w:hint="eastAsia" w:ascii="Times New Roman" w:hAnsi="Times New Roman" w:cs="Times New Roman" w:eastAsia="宋体"/>
-          <w:sz w:val="24"/>
-          <w:szCs w:val="24"/>
+          <w:sz w:val="21"/>
+          <w:szCs w:val="21"/>
         </w:rPr>
         <w:t>“提出加强原始创新和关键核心技术攻关，推动科技创新和产业创新深度融合，一体推进教育科技人才发展，深入推进数字中国建设。”</w:t>
       </w:r>
@@ -159,8 +159,8 @@
       <w:pPr>
         <w:pStyle w:val="a"/>
         <w:snapToGrid w:val="0"/>
-        <w:spacing w:before="160" w:after="80" w:line="360" w:lineRule="auto"/>
-        <w:ind w:firstLineChars="200" w:firstLine="480"/>
+        <w:spacing w:before="160" w:after="80" w:line="300" w:lineRule="auto"/>
+        <w:ind w:firstLineChars="200" w:firstLine="420"/>
         <w:jc w:val="left"/>
         <w:rPr>
           <w:rFonts w:hint="eastAsia"/>
@@ -171,8 +171,8 @@
           <w:rFonts w:hint="eastAsia" w:ascii="Times New Roman" w:hAnsi="Times New Roman" w:cs="Times New Roman" w:eastAsia="黑体"/>
           <w:b w:val="0"/>
           <w:bCs w:val="0"/>
-          <w:sz w:val="24"/>
-          <w:szCs w:val="24"/>
+          <w:sz w:val="21"/>
+          <w:szCs w:val="21"/>
         </w:rPr>
         <w:t xml:space="preserve">3. 坚持智能化、绿色化、融合化方向：</w:t>
       </w:r>
@@ -181,8 +181,8 @@
       <w:pPr>
         <w:pStyle w:val="a"/>
         <w:snapToGrid w:val="0"/>
-        <w:spacing w:before="80" w:after="80" w:line="360" w:lineRule="auto"/>
-        <w:ind w:leftChars="200" w:left="480"/>
+        <w:spacing w:before="80" w:after="80" w:line="300" w:lineRule="auto"/>
+        <w:ind w:leftChars="200" w:left="420"/>
         <w:jc w:val="both"/>
         <w:rPr>
           <w:rFonts w:hint="eastAsia"/>
@@ -191,8 +191,8 @@
       <w:r>
         <w:rPr>
           <w:rFonts w:hint="eastAsia" w:ascii="Times New Roman" w:hAnsi="Times New Roman" w:cs="Times New Roman" w:eastAsia="宋体"/>
-          <w:sz w:val="24"/>
-          <w:szCs w:val="24"/>
+          <w:sz w:val="21"/>
+          <w:szCs w:val="21"/>
         </w:rPr>
         <w:t>“坚持智能化、绿色化、融合化方向，加快建设制造强国、质量强国、航天强国、交通强国、网络强国，保持制造业合理比重，构建以先进制造业为骨干的现代化产业体系。”</w:t>
       </w:r>
@@ -201,8 +201,8 @@
       <w:pPr>
         <w:pStyle w:val="a"/>
         <w:snapToGrid w:val="0"/>
-        <w:spacing w:before="160" w:after="80" w:line="360" w:lineRule="auto"/>
-        <w:ind w:firstLineChars="200" w:firstLine="480"/>
+        <w:spacing w:before="160" w:after="80" w:line="300" w:lineRule="auto"/>
+        <w:ind w:firstLineChars="200" w:firstLine="420"/>
         <w:jc w:val="left"/>
         <w:rPr>
           <w:rFonts w:hint="eastAsia"/>
@@ -213,8 +213,8 @@
           <w:rFonts w:hint="eastAsia" w:ascii="Times New Roman" w:hAnsi="Times New Roman" w:cs="Times New Roman" w:eastAsia="黑体"/>
           <w:b w:val="0"/>
           <w:bCs w:val="0"/>
-          <w:sz w:val="24"/>
-          <w:szCs w:val="24"/>
+          <w:sz w:val="21"/>
+          <w:szCs w:val="21"/>
         </w:rPr>
         <w:t xml:space="preserve">4. 统筹发展和安全，加强重点领域国家安全能力建设：</w:t>
       </w:r>
@@ -223,8 +223,8 @@
       <w:pPr>
         <w:pStyle w:val="a"/>
         <w:snapToGrid w:val="0"/>
-        <w:spacing w:before="80" w:after="80" w:line="360" w:lineRule="auto"/>
-        <w:ind w:leftChars="200" w:left="480"/>
+        <w:spacing w:before="80" w:after="80" w:line="300" w:lineRule="auto"/>
+        <w:ind w:leftChars="200" w:left="420"/>
         <w:jc w:val="both"/>
         <w:rPr>
           <w:rFonts w:hint="eastAsia"/>
@@ -233,8 +233,8 @@
       <w:r>
         <w:rPr>
           <w:rFonts w:hint="eastAsia" w:ascii="Times New Roman" w:hAnsi="Times New Roman" w:cs="Times New Roman" w:eastAsia="宋体"/>
-          <w:sz w:val="24"/>
-          <w:szCs w:val="24"/>
+          <w:sz w:val="21"/>
+          <w:szCs w:val="21"/>
         </w:rPr>
         <w:t>“《建议》稿围绕推进国家安全体系和能力现代化，提出健全国家安全体系，加强重点领域国家安全能力建设，提高公共安全治理水平，完善社会治理体系。”</w:t>
       </w:r>
@@ -243,8 +243,8 @@
       <w:pPr>
         <w:pStyle w:val="a"/>
         <w:snapToGrid w:val="0"/>
-        <w:spacing w:before="0" w:after="0" w:line="360" w:lineRule="auto"/>
-        <w:ind w:firstLineChars="200" w:firstLine="480"/>
+        <w:spacing w:before="0" w:after="0" w:line="300" w:lineRule="auto"/>
+        <w:ind w:firstLineChars="200" w:firstLine="420"/>
         <w:jc w:val="both"/>
         <w:rPr>
           <w:rFonts w:hint="eastAsia"/>
@@ -253,8 +253,8 @@
       <w:r>
         <w:rPr>
           <w:rFonts w:hint="eastAsia" w:ascii="Times New Roman" w:hAnsi="Times New Roman" w:cs="Times New Roman" w:eastAsia="宋体"/>
-          <w:sz w:val="24"/>
-          <w:szCs w:val="24"/>
+          <w:sz w:val="21"/>
+          <w:szCs w:val="21"/>
         </w:rPr>
         <w:t>以上四点分别对应软件工程中的基础软件与关键核心技术自主可控、数字中国与软件产业、智能化与融合化发展、软件供应链安全与信息安全。</w:t>
       </w:r>
@@ -338,8 +338,8 @@
       <w:rPr>
         <w:rFonts w:asciiTheme="minorHAnsi" w:eastAsiaTheme="minorEastAsia" w:hAnsiTheme="minorHAnsi" w:cstheme="minorBidi" w:ascii="Times New Roman" w:hAnsi="Times New Roman" w:cs="Times New Roman" w:eastAsia="宋体" w:hint="eastAsia"/>
         <w:kern w:val="2"/>
-        <w:sz w:val="24"/>
-        <w:szCs w:val="24"/>
+        <w:sz w:val="21"/>
+        <w:szCs w:val="21"/>
         <w:lang w:val="en-US" w:eastAsia="zh-CN" w:bidi="ar-SA"/>
         <w14:ligatures w14:val="standardContextual"/>
       </w:rPr>
@@ -737,8 +737,8 @@
     </w:pPr>
     <w:rPr>
       <w:rFonts w:ascii="Times New Roman" w:hAnsi="Times New Roman" w:cs="Times New Roman" w:eastAsia="宋体" w:hint="eastAsia"/>
-      <w:sz w:val="24"/>
-      <w:szCs w:val="24"/>
+      <w:sz w:val="21"/>
+      <w:szCs w:val="21"/>
     </w:rPr>
   </w:style>
   <w:style w:type="paragraph" w:styleId="1">

--- a/习近平新时代思想概论/作业/HW4.1（十五五规划）.docx
+++ b/习近平新时代思想概论/作业/HW4.1（十五五规划）.docx
@@ -16,59 +16,7 @@
           <w:sz w:val="21"/>
           <w:szCs w:val="21"/>
         </w:rPr>
-        <w:t>从《党的二十届四中全会〈建议〉学习辅导百问》中</w:t>
-      </w:r>
-      <w:r>
-        <w:rPr>
-          <w:rFonts w:hint="eastAsia" w:ascii="Times New Roman" w:hAnsi="Times New Roman" w:cs="Times New Roman" w:eastAsia="宋体"/>
-          <w:sz w:val="21"/>
-          <w:szCs w:val="21"/>
-        </w:rPr>
-        <w:t>，</w:t>
-      </w:r>
-      <w:r>
-        <w:rPr>
-          <w:rFonts w:ascii="Times New Roman" w:hAnsi="Times New Roman" w:cs="Times New Roman" w:eastAsia="宋体" w:hint="eastAsia"/>
-          <w:b/>
-          <w:bCs/>
-          <w:sz w:val="21"/>
-          <w:szCs w:val="21"/>
-        </w:rPr>
-        <w:t>第一部分（公报）</w:t>
-      </w:r>
-      <w:r>
-        <w:rPr>
-          <w:rFonts w:ascii="Times New Roman" w:hAnsi="Times New Roman" w:cs="Times New Roman" w:eastAsia="宋体" w:hint="eastAsia"/>
-          <w:sz w:val="21"/>
-          <w:szCs w:val="21"/>
-        </w:rPr>
-        <w:t>和</w:t>
-      </w:r>
-      <w:r>
-        <w:rPr>
-          <w:rFonts w:ascii="Times New Roman" w:hAnsi="Times New Roman" w:cs="Times New Roman" w:eastAsia="宋体" w:hint="eastAsia"/>
-          <w:b/>
-          <w:bCs/>
-          <w:sz w:val="21"/>
-          <w:szCs w:val="21"/>
-        </w:rPr>
-        <w:t>第三部分（习近平总书记《建议》说明）</w:t>
-      </w:r>
-      <w:r>
-        <w:rPr>
-          <w:rFonts w:ascii="Times New Roman" w:hAnsi="Times New Roman" w:cs="Times New Roman" w:eastAsia="宋体" w:hint="eastAsia"/>
-          <w:sz w:val="21"/>
-          <w:szCs w:val="21"/>
-        </w:rPr>
-        <w:t>中与软件工程直接相关的布局和规划</w:t>
-      </w:r>
-      <w:r>
-        <w:rPr>
-          <w:rFonts w:hint="eastAsia" w:ascii="Times New Roman" w:hAnsi="Times New Roman" w:cs="Times New Roman" w:eastAsia="宋体"/>
-          <w:sz w:val="21"/>
-          <w:szCs w:val="21"/>
-        </w:rPr>
-        <w:t>如下：</w:t>
+        <w:t xml:space="preserve">《党的二十届四中全会〈建议〉学习辅导百问》里，第一部分（公报）和第三部分（习近平总书记《建议》说明）有几处和软件工程直接相关。我按四个方面把原文摘出来，并在最后做了对应：</w:t>
       </w:r>
     </w:p>
     <w:p>
@@ -90,7 +38,7 @@
           <w:sz w:val="21"/>
           <w:szCs w:val="21"/>
         </w:rPr>
-        <w:t xml:space="preserve">1. 加强原始创新和关键核心技术攻关：</w:t>
+        <w:t xml:space="preserve">1. 原始创新与关键核心技术攻关：</w:t>
       </w:r>
     </w:p>
     <w:p>
@@ -132,7 +80,7 @@
           <w:sz w:val="21"/>
           <w:szCs w:val="21"/>
         </w:rPr>
-        <w:t xml:space="preserve">2. 深入推进数字中国建设：</w:t>
+        <w:t xml:space="preserve">2. 数字中国建设的推进：</w:t>
       </w:r>
     </w:p>
     <w:p>
@@ -174,7 +122,7 @@
           <w:sz w:val="21"/>
           <w:szCs w:val="21"/>
         </w:rPr>
-        <w:t xml:space="preserve">3. 坚持智能化、绿色化、融合化方向：</w:t>
+        <w:t xml:space="preserve">3. 智能化、绿色化、融合化的产业方向：</w:t>
       </w:r>
     </w:p>
     <w:p>
@@ -216,7 +164,7 @@
           <w:sz w:val="21"/>
           <w:szCs w:val="21"/>
         </w:rPr>
-        <w:t xml:space="preserve">4. 统筹发展和安全，加强重点领域国家安全能力建设：</w:t>
+        <w:t xml:space="preserve">4. 发展与安全并重，加强重点领域国家安全能力建设：</w:t>
       </w:r>
     </w:p>
     <w:p>
@@ -256,7 +204,7 @@
           <w:sz w:val="21"/>
           <w:szCs w:val="21"/>
         </w:rPr>
-        <w:t>以上四点分别对应软件工程中的基础软件与关键核心技术自主可控、数字中国与软件产业、智能化与融合化发展、软件供应链安全与信息安全。</w:t>
+        <w:t xml:space="preserve">把四条并起来看，落点其实都在软件上：基础软件和关键核心技术要自主可控，数字中国本身就离不开软件产业，智能化与融合化是软件向制造业渗透的路径，而重点领域安全又直接指向软件与信息安全。也就是说，《建议》里和专业相关的部分不是零散提及，而是串在一条线上的。</w:t>
       </w:r>
     </w:p>
     <w:sectPr>
